--- a/docs/DigitalFutureNH_Wire_Instructions.docx
+++ b/docs/DigitalFutureNH_Wire_Instructions.docx
@@ -647,7 +647,7 @@
         <w:color w:val="4B5566"/>
         <w:sz w:val="16"/>
       </w:rPr>
-      <w:t>Paid for by Digital Future NH PAC. Not authorized by any candidate or candidate's committee. Contributions are not tax deductible.</w:t>
+      <w:t>Paid for by NH Digital Future PAC, 248 Carley Road, Peterborough, NH 03458. Chris Maidment, Chair. Not authorized by any candidate or candidate's committee. Contributions are not tax deductible.</w:t>
     </w:r>
   </w:p>
 </w:ftr>
